--- a/rapports/2026-06-06/EQ10/EQ10_enq2_v2/DR_081201020048/17-05-75-23.docx
+++ b/rapports/2026-06-06/EQ10/EQ10_enq2_v2/DR_081201020048/17-05-75-23.docx
@@ -297,7 +297,7 @@
           <w:color w:val="1F6FEB"/>
           <w:sz w:val="22"/>
         </w:rPr>
-        <w:t>⚠ INCOHÉRENCES À CORRIGER (325)</w:t>
+        <w:t>⚠ INCOHÉRENCES À CORRIGER (323)</w:t>
       </w:r>
     </w:p>
     <w:tbl>
@@ -1264,7 +1264,7 @@
                 <w:color w:val="16A34A"/>
                 <w:sz w:val="16"/>
               </w:rPr>
-              <w:t>—</w:t>
+              <w:t>s02q33, s01q00b</w:t>
             </w:r>
           </w:p>
         </w:tc>
@@ -1295,7 +1295,7 @@
                 <w:i w:val="0"/>
                 <w:sz w:val="17"/>
               </w:rPr>
-              <w:t>Incohérence!!! seulement les écoles privées paient les frais de scolarité (y compris les frais d'inscription).</w:t>
+              <w:t>Incoherent!!! La dernière fois que OUMOU SY a  fréquenté l'école est 9999.</w:t>
             </w:r>
           </w:p>
         </w:tc>
@@ -1354,7 +1354,7 @@
                 <w:color w:val="16A34A"/>
                 <w:sz w:val="16"/>
               </w:rPr>
-              <w:t>s02q33, s01q00b</w:t>
+              <w:t>s01q03a, s01q03b, s01q03c, s01q06, s02q04, s04q35b, s01q00b, s04q35e_code</w:t>
             </w:r>
           </w:p>
         </w:tc>
@@ -1385,7 +1385,7 @@
                 <w:i w:val="0"/>
                 <w:sz w:val="17"/>
               </w:rPr>
-              <w:t>Incoherent!!! La dernière fois que OUMOU SY a  fréquenté l'école est 9999.</w:t>
+              <w:t>Incoherent!!! NIAPALA SY est un(e) Autres membres des forces armées et declare n'avoir pas fait d'école formelle, prière de vérifier cette incohérence auprès de l'enquté pour corriger.</w:t>
             </w:r>
           </w:p>
         </w:tc>
@@ -1418,7 +1418,7 @@
                 <w:i w:val="0"/>
                 <w:sz w:val="16"/>
               </w:rPr>
-              <w:t>S02</w:t>
+              <w:t>S04</w:t>
               <w:br/>
             </w:r>
             <w:r>
@@ -1428,7 +1428,7 @@
                 <w:color w:val="64748B"/>
                 <w:sz w:val="14"/>
               </w:rPr>
-              <w:t>Éducation</w:t>
+              <w:t>Emploi</w:t>
             </w:r>
           </w:p>
         </w:tc>
@@ -1444,7 +1444,7 @@
                 <w:color w:val="16A34A"/>
                 <w:sz w:val="16"/>
               </w:rPr>
-              <w:t>s01q03a, s01q03b, s01q03c, s01q06, s02q04, s04q35b, s01q00b, s04q35e_code</w:t>
+              <w:t>—</w:t>
             </w:r>
           </w:p>
         </w:tc>
@@ -1475,7 +1475,7 @@
                 <w:i w:val="0"/>
                 <w:sz w:val="17"/>
               </w:rPr>
-              <w:t>Incoherent!!! NIAPALA SY est un(e) Autres membres des forces armées et declare n'avoir pas fait d'école formelle, prière de vérifier cette incohérence auprès de l'enquté pour corriger.</w:t>
+              <w:t>Incohérence détectée ! Il semble peu probable que MAWLOUD SY occupe un emploi pour l'ETAT/collectivités locales ou dans une entreprise publique/parapublique tout en travaillant moins de 20 jours par mois.</w:t>
             </w:r>
           </w:p>
         </w:tc>
@@ -1565,7 +1565,7 @@
                 <w:i w:val="0"/>
                 <w:sz w:val="17"/>
               </w:rPr>
-              <w:t>Incohérence détectée ! Il semble peu probable que MAWLOUD SY occupe un emploi pour l'ETAT/collectivités locales ou dans une entreprise publique/parapublique tout en travaillant moins de 20 jours par mois.</w:t>
+              <w:t>Incohérence détectée ! Il semble peu probable que NIAPALA SY occupe un emploi pour l'ETAT/collectivités locales ou dans une entreprise publique/parapublique tout en travaillant moins de 20 jours par mois.</w:t>
             </w:r>
           </w:p>
         </w:tc>
@@ -1598,7 +1598,7 @@
                 <w:i w:val="0"/>
                 <w:sz w:val="16"/>
               </w:rPr>
-              <w:t>S04</w:t>
+              <w:t>S11</w:t>
               <w:br/>
             </w:r>
             <w:r>
@@ -1608,7 +1608,7 @@
                 <w:color w:val="64748B"/>
                 <w:sz w:val="14"/>
               </w:rPr>
-              <w:t>Emploi</w:t>
+              <w:t>Logement / cadre de vie</w:t>
             </w:r>
           </w:p>
         </w:tc>
@@ -1624,7 +1624,7 @@
                 <w:color w:val="16A34A"/>
                 <w:sz w:val="16"/>
               </w:rPr>
-              <w:t>—</w:t>
+              <w:t>s01q36, s01q38, s04q24, s02q13, s11q35a, s11q35b_code</w:t>
             </w:r>
           </w:p>
         </w:tc>
@@ -1655,7 +1655,7 @@
                 <w:i w:val="0"/>
                 <w:sz w:val="17"/>
               </w:rPr>
-              <w:t>Incohérence détectée ! Il semble peu probable que NIAPALA SY occupe un emploi pour l'ETAT/collectivités locales ou dans une entreprise publique/parapublique tout en travaillant moins de 20 jours par mois.</w:t>
+              <w:t>Le montant de la dernière facture d'électricité est de 74900 FCFA Tous les 2 mois qui semble incohérent, Prière de vérifier les questions 11.35a et 11.35b auprès du ménage ou confirmer.</w:t>
             </w:r>
           </w:p>
         </w:tc>
@@ -1670,10 +1670,10 @@
               <w:rPr>
                 <w:b/>
                 <w:i w:val="0"/>
-                <w:color w:val="DC2626"/>
-                <w:sz w:val="16"/>
-              </w:rPr>
-              <w:t>Haute</w:t>
+                <w:color w:val="EA580C"/>
+                <w:sz w:val="16"/>
+              </w:rPr>
+              <w:t>Moyenne</w:t>
             </w:r>
           </w:p>
         </w:tc>
@@ -1688,7 +1688,7 @@
                 <w:i w:val="0"/>
                 <w:sz w:val="16"/>
               </w:rPr>
-              <w:t>S11</w:t>
+              <w:t>S00</w:t>
               <w:br/>
             </w:r>
             <w:r>
@@ -1698,7 +1698,7 @@
                 <w:color w:val="64748B"/>
                 <w:sz w:val="14"/>
               </w:rPr>
-              <w:t>Logement / cadre de vie</w:t>
+              <w:t>Identification</w:t>
             </w:r>
           </w:p>
         </w:tc>
@@ -1714,7 +1714,7 @@
                 <w:color w:val="16A34A"/>
                 <w:sz w:val="16"/>
               </w:rPr>
-              <w:t>s01q36, s01q38, s04q24, s02q13, s11q35a, s11q35b_code</w:t>
+              <w:t>s00q07a, s00q08, s00q10, s00q13_0, s00q15_0, s00q17_0, s00q23a, s00q23b</w:t>
             </w:r>
           </w:p>
         </w:tc>
@@ -1745,7 +1745,7 @@
                 <w:i w:val="0"/>
                 <w:sz w:val="17"/>
               </w:rPr>
-              <w:t>Le montant de la dernière facture d'électricité est de 74900 FCFA Tous les 2 mois qui semble incohérent, Prière de vérifier les questions 11.35a et 11.35b auprès du ménage ou confirmer.</w:t>
+              <w:t>Prière de renseigner toutes les informations du ménage dans la section 0 avant d'entamer les autres informations.</w:t>
             </w:r>
           </w:p>
         </w:tc>
@@ -1804,7 +1804,7 @@
                 <w:color w:val="16A34A"/>
                 <w:sz w:val="16"/>
               </w:rPr>
-              <w:t>s00q07a, s00q08, s00q10, s00q13_0, s00q15_0, s00q17_0, s00q23a, s00q23b</w:t>
+              <w:t>—</w:t>
             </w:r>
           </w:p>
         </w:tc>
@@ -1835,7 +1835,7 @@
                 <w:i w:val="0"/>
                 <w:sz w:val="17"/>
               </w:rPr>
-              <w:t>Prière de renseigner toutes les informations du ménage dans la section 0 avant d'entamer les autres informations.</w:t>
+              <w:t>L'adresse ou la localisation du ménage doit être bien renseignée, ne doit pas contenir des numéros de téléphone et elle semble courte pour être une adresse.</w:t>
             </w:r>
           </w:p>
         </w:tc>
@@ -1925,7 +1925,7 @@
                 <w:i w:val="0"/>
                 <w:sz w:val="17"/>
               </w:rPr>
-              <w:t>L'adresse ou la localisation du ménage doit être bien renseignée, ne doit pas contenir des numéros de téléphone et elle semble courte pour être une adresse.</w:t>
+              <w:t>Prière de renseigner la bonne adresse.Attention! Il manque des informations non renseignées dans la section 0, prière de regarder toutes les autres informations dans l'identification du ménage (IDENTIFICATION ET RENSEIGNEMENTS DE CONTROLE) ou dans OBSERVATIONS pour pouvoir renseigné toutes les questions liées au ménage.</w:t>
             </w:r>
           </w:p>
         </w:tc>
@@ -1958,7 +1958,7 @@
                 <w:i w:val="0"/>
                 <w:sz w:val="16"/>
               </w:rPr>
-              <w:t>S00</w:t>
+              <w:t>S01</w:t>
               <w:br/>
             </w:r>
             <w:r>
@@ -1968,7 +1968,7 @@
                 <w:color w:val="64748B"/>
                 <w:sz w:val="14"/>
               </w:rPr>
-              <w:t>Identification</w:t>
+              <w:t>Démographie</w:t>
             </w:r>
           </w:p>
         </w:tc>
@@ -2015,7 +2015,7 @@
                 <w:i w:val="0"/>
                 <w:sz w:val="17"/>
               </w:rPr>
-              <w:t>Prière de renseigner la bonne adresse.Attention! Il manque des informations non renseignées dans la section 0, prière de regarder toutes les autres informations dans l'identification du ménage (IDENTIFICATION ET RENSEIGNEMENTS DE CONTROLE) ou dans OBSERVATIONS pour pouvoir renseigné toutes les questions liées au ménage.</w:t>
+              <w:t>Prière de verifier l'information donnée par IBRAHIMA NDOUR ou corriger au niveau de la section 1.</w:t>
             </w:r>
           </w:p>
         </w:tc>
@@ -2105,7 +2105,7 @@
                 <w:i w:val="0"/>
                 <w:sz w:val="17"/>
               </w:rPr>
-              <w:t>Prière de verifier l'information donnée par IBRAHIMA NDOUR ou corriger au niveau de la section 1.</w:t>
+              <w:t>Prière de verifier l'information donnée par MAWLOUD SY ou corriger au niveau de la section 1.</w:t>
             </w:r>
           </w:p>
         </w:tc>
@@ -2195,7 +2195,7 @@
                 <w:i w:val="0"/>
                 <w:sz w:val="17"/>
               </w:rPr>
-              <w:t>Prière de verifier l'information donnée par MAWLOUD SY ou corriger au niveau de la section 1.</w:t>
+              <w:t>Prière de verifier l'information donnée par NIAPALA SY ou corriger au niveau de la section 1.</w:t>
             </w:r>
           </w:p>
         </w:tc>
@@ -2285,7 +2285,7 @@
                 <w:i w:val="0"/>
                 <w:sz w:val="17"/>
               </w:rPr>
-              <w:t>Prière de verifier l'information donnée par NIAPALA SY ou corriger au niveau de la section 1.</w:t>
+              <w:t>Prière de verifier l'information donnée par WOUDOU SY ou corriger au niveau de la section 1.</w:t>
             </w:r>
           </w:p>
         </w:tc>
@@ -2344,7 +2344,7 @@
                 <w:color w:val="16A34A"/>
                 <w:sz w:val="16"/>
               </w:rPr>
-              <w:t>—</w:t>
+              <w:t>s01q28, s01q29, s01q30, s01q00b</w:t>
             </w:r>
           </w:p>
         </w:tc>
@@ -2375,7 +2375,7 @@
                 <w:i w:val="0"/>
                 <w:sz w:val="17"/>
               </w:rPr>
-              <w:t>Prière de verifier l'information donnée par WOUDOU SY ou corriger au niveau de la section 1.</w:t>
+              <w:t>Les données sur les niveaux d'études, les fonctions et les caracteristiques sociodemographiques du père biologique de MAMADOU DANSOKHO manquent.</w:t>
             </w:r>
           </w:p>
         </w:tc>
@@ -2434,7 +2434,7 @@
                 <w:color w:val="16A34A"/>
                 <w:sz w:val="16"/>
               </w:rPr>
-              <w:t>s01q28, s01q29, s01q30, s01q00b</w:t>
+              <w:t>—</w:t>
             </w:r>
           </w:p>
         </w:tc>
@@ -2465,187 +2465,7 @@
                 <w:i w:val="0"/>
                 <w:sz w:val="17"/>
               </w:rPr>
-              <w:t>Les données sur les niveaux d'études, les fonctions et les caracteristiques sociodemographiques du père biologique de MAMADOU DANSOKHO manquent.</w:t>
-            </w:r>
-          </w:p>
-        </w:tc>
-      </w:tr>
-      <w:tr>
-        <w:tc>
-          <w:tcPr>
-            <w:tcW w:type="dxa" w:w="964"/>
-          </w:tcPr>
-          <w:p>
-            <w:r>
-              <w:rPr>
-                <w:b/>
-                <w:i w:val="0"/>
-                <w:color w:val="EA580C"/>
-                <w:sz w:val="16"/>
-              </w:rPr>
-              <w:t>Moyenne</w:t>
-            </w:r>
-          </w:p>
-        </w:tc>
-        <w:tc>
-          <w:tcPr>
-            <w:tcW w:type="dxa" w:w="1247"/>
-          </w:tcPr>
-          <w:p>
-            <w:r>
-              <w:rPr>
-                <w:b/>
-                <w:i w:val="0"/>
-                <w:sz w:val="16"/>
-              </w:rPr>
-              <w:t>S01</w:t>
-              <w:br/>
-            </w:r>
-            <w:r>
-              <w:rPr>
-                <w:b w:val="0"/>
-                <w:i w:val="0"/>
-                <w:color w:val="64748B"/>
-                <w:sz w:val="14"/>
-              </w:rPr>
-              <w:t>Démographie</w:t>
-            </w:r>
-          </w:p>
-        </w:tc>
-        <w:tc>
-          <w:tcPr>
-            <w:tcW w:type="dxa" w:w="1531"/>
-          </w:tcPr>
-          <w:p>
-            <w:r>
-              <w:rPr>
-                <w:b/>
-                <w:i w:val="0"/>
-                <w:color w:val="16A34A"/>
-                <w:sz w:val="16"/>
-              </w:rPr>
-              <w:t>—</w:t>
-            </w:r>
-          </w:p>
-        </w:tc>
-        <w:tc>
-          <w:tcPr>
-            <w:tcW w:type="dxa" w:w="1191"/>
-          </w:tcPr>
-          <w:p>
-            <w:r>
-              <w:rPr>
-                <w:b w:val="0"/>
-                <w:i w:val="0"/>
-                <w:color w:val="64748B"/>
-                <w:sz w:val="16"/>
-              </w:rPr>
-              <w:t>GT-CQ</w:t>
-            </w:r>
-          </w:p>
-        </w:tc>
-        <w:tc>
-          <w:tcPr>
-            <w:tcW w:type="dxa" w:w="4706"/>
-          </w:tcPr>
-          <w:p>
-            <w:r>
-              <w:rPr>
-                <w:b w:val="0"/>
-                <w:i w:val="0"/>
-                <w:sz w:val="17"/>
-              </w:rPr>
               <w:t>Veuillez les renseigner.</w:t>
-            </w:r>
-          </w:p>
-        </w:tc>
-      </w:tr>
-      <w:tr>
-        <w:tc>
-          <w:tcPr>
-            <w:tcW w:type="dxa" w:w="964"/>
-          </w:tcPr>
-          <w:p>
-            <w:r>
-              <w:rPr>
-                <w:b/>
-                <w:i w:val="0"/>
-                <w:color w:val="EA580C"/>
-                <w:sz w:val="16"/>
-              </w:rPr>
-              <w:t>Moyenne</w:t>
-            </w:r>
-          </w:p>
-        </w:tc>
-        <w:tc>
-          <w:tcPr>
-            <w:tcW w:type="dxa" w:w="1247"/>
-          </w:tcPr>
-          <w:p>
-            <w:r>
-              <w:rPr>
-                <w:b/>
-                <w:i w:val="0"/>
-                <w:sz w:val="16"/>
-              </w:rPr>
-              <w:t>S02</w:t>
-              <w:br/>
-            </w:r>
-            <w:r>
-              <w:rPr>
-                <w:b w:val="0"/>
-                <w:i w:val="0"/>
-                <w:color w:val="64748B"/>
-                <w:sz w:val="14"/>
-              </w:rPr>
-              <w:t>Éducation</w:t>
-            </w:r>
-          </w:p>
-        </w:tc>
-        <w:tc>
-          <w:tcPr>
-            <w:tcW w:type="dxa" w:w="1531"/>
-          </w:tcPr>
-          <w:p>
-            <w:r>
-              <w:rPr>
-                <w:b/>
-                <w:i w:val="0"/>
-                <w:color w:val="16A34A"/>
-                <w:sz w:val="16"/>
-              </w:rPr>
-              <w:t>—</w:t>
-            </w:r>
-          </w:p>
-        </w:tc>
-        <w:tc>
-          <w:tcPr>
-            <w:tcW w:type="dxa" w:w="1191"/>
-          </w:tcPr>
-          <w:p>
-            <w:r>
-              <w:rPr>
-                <w:b w:val="0"/>
-                <w:i w:val="0"/>
-                <w:color w:val="64748B"/>
-                <w:sz w:val="16"/>
-              </w:rPr>
-              <w:t>GT-CQ</w:t>
-            </w:r>
-          </w:p>
-        </w:tc>
-        <w:tc>
-          <w:tcPr>
-            <w:tcW w:type="dxa" w:w="4706"/>
-          </w:tcPr>
-          <w:p>
-            <w:r>
-              <w:rPr>
-                <w:b w:val="0"/>
-                <w:i w:val="0"/>
-                <w:sz w:val="17"/>
-              </w:rPr>
-              <w:t>veuillez, s'il vous plait, confirmer les frais de scolarité ( 26000 FCFA) payée de IBRAHIMA NDOUR avec le QG ou apporter les corrections nécessaires.</w:t>
             </w:r>
           </w:p>
         </w:tc>
